--- a/tests/n8PDF.Tests/Fixtures/Minimal/chart-3d-gridline-probe.docx
+++ b/tests/n8PDF.Tests/Fixtures/Minimal/chart-3d-gridline-probe.docx
@@ -237,9 +237,9 @@
           <c:xMode val="edge"/>
           <c:yMode val="edge"/>
           <c:x val="0.2"/>
-          <c:y val="0.1"/>
+          <c:y val="0.05"/>
           <c:w val="0.6"/>
-          <c:h val="0.55"/>
+          <c:h val="0.80"/>
         </c:manualLayout>
       </c:layout>
       <c:bar3DChart>
@@ -461,14 +461,14 @@
         <c:tickLblPos val="none"/>
         <c:majorGridlines>
           <c:spPr>
-            <a:ln w="12700">
+            <a:ln w="25400">
               <a:solidFill>
                 <a:srgbClr val="FF0000"/>
               </a:solidFill>
             </a:ln>
           </c:spPr>
         </c:majorGridlines>
-        <c:majorUnit val="25"/>
+        <c:majorUnit val="20"/>
         <c:crossAx val="111111111"/>
       </c:valAx>
       <c:serAx>
@@ -481,7 +481,7 @@
         <c:tickLblPos val="none"/>
         <c:majorGridlines>
           <c:spPr>
-            <a:ln w="12700">
+            <a:ln w="25400">
               <a:solidFill>
                 <a:srgbClr val="0000FF"/>
               </a:solidFill>
@@ -513,9 +513,9 @@
           <c:xMode val="edge"/>
           <c:yMode val="edge"/>
           <c:x val="0.2"/>
-          <c:y val="0.1"/>
+          <c:y val="0.05"/>
           <c:w val="0.6"/>
-          <c:h val="0.55"/>
+          <c:h val="0.80"/>
         </c:manualLayout>
       </c:layout>
       <c:bar3DChart>
@@ -737,14 +737,14 @@
         <c:tickLblPos val="none"/>
         <c:majorGridlines>
           <c:spPr>
-            <a:ln w="12700">
+            <a:ln w="25400">
               <a:solidFill>
                 <a:srgbClr val="FF0000"/>
               </a:solidFill>
             </a:ln>
           </c:spPr>
         </c:majorGridlines>
-        <c:majorUnit val="25"/>
+        <c:majorUnit val="20"/>
         <c:crossAx val="111111111"/>
       </c:valAx>
       <c:serAx>
@@ -757,7 +757,7 @@
         <c:tickLblPos val="none"/>
         <c:majorGridlines>
           <c:spPr>
-            <a:ln w="12700">
+            <a:ln w="25400">
               <a:solidFill>
                 <a:srgbClr val="0000FF"/>
               </a:solidFill>
@@ -789,9 +789,9 @@
           <c:xMode val="edge"/>
           <c:yMode val="edge"/>
           <c:x val="0.2"/>
-          <c:y val="0.1"/>
+          <c:y val="0.05"/>
           <c:w val="0.6"/>
-          <c:h val="0.55"/>
+          <c:h val="0.80"/>
         </c:manualLayout>
       </c:layout>
       <c:bar3DChart>
@@ -1013,14 +1013,14 @@
         <c:tickLblPos val="none"/>
         <c:majorGridlines>
           <c:spPr>
-            <a:ln w="12700">
+            <a:ln w="25400">
               <a:solidFill>
                 <a:srgbClr val="FF0000"/>
               </a:solidFill>
             </a:ln>
           </c:spPr>
         </c:majorGridlines>
-        <c:majorUnit val="25"/>
+        <c:majorUnit val="20"/>
         <c:crossAx val="111111111"/>
       </c:valAx>
       <c:serAx>
@@ -1033,7 +1033,7 @@
         <c:tickLblPos val="none"/>
         <c:majorGridlines>
           <c:spPr>
-            <a:ln w="12700">
+            <a:ln w="25400">
               <a:solidFill>
                 <a:srgbClr val="0000FF"/>
               </a:solidFill>
@@ -1065,9 +1065,9 @@
           <c:xMode val="edge"/>
           <c:yMode val="edge"/>
           <c:x val="0.2"/>
-          <c:y val="0.1"/>
+          <c:y val="0.05"/>
           <c:w val="0.6"/>
-          <c:h val="0.55"/>
+          <c:h val="0.80"/>
         </c:manualLayout>
       </c:layout>
       <c:bar3DChart>
@@ -1289,14 +1289,14 @@
         <c:tickLblPos val="none"/>
         <c:majorGridlines>
           <c:spPr>
-            <a:ln w="12700">
+            <a:ln w="25400">
               <a:solidFill>
                 <a:srgbClr val="FF0000"/>
               </a:solidFill>
             </a:ln>
           </c:spPr>
         </c:majorGridlines>
-        <c:majorUnit val="25"/>
+        <c:majorUnit val="20"/>
         <c:crossAx val="111111111"/>
       </c:valAx>
       <c:serAx>
@@ -1309,7 +1309,7 @@
         <c:tickLblPos val="none"/>
         <c:majorGridlines>
           <c:spPr>
-            <a:ln w="12700">
+            <a:ln w="25400">
               <a:solidFill>
                 <a:srgbClr val="0000FF"/>
               </a:solidFill>
@@ -1341,9 +1341,9 @@
           <c:xMode val="edge"/>
           <c:yMode val="edge"/>
           <c:x val="0.2"/>
-          <c:y val="0.1"/>
+          <c:y val="0.05"/>
           <c:w val="0.6"/>
-          <c:h val="0.55"/>
+          <c:h val="0.80"/>
         </c:manualLayout>
       </c:layout>
       <c:bar3DChart>
@@ -1565,14 +1565,14 @@
         <c:tickLblPos val="none"/>
         <c:majorGridlines>
           <c:spPr>
-            <a:ln w="12700">
+            <a:ln w="25400">
               <a:solidFill>
                 <a:srgbClr val="FF0000"/>
               </a:solidFill>
             </a:ln>
           </c:spPr>
         </c:majorGridlines>
-        <c:majorUnit val="25"/>
+        <c:majorUnit val="20"/>
         <c:crossAx val="111111111"/>
       </c:valAx>
       <c:serAx>
@@ -1585,7 +1585,7 @@
         <c:tickLblPos val="none"/>
         <c:majorGridlines>
           <c:spPr>
-            <a:ln w="12700">
+            <a:ln w="25400">
               <a:solidFill>
                 <a:srgbClr val="0000FF"/>
               </a:solidFill>
@@ -1617,9 +1617,9 @@
           <c:xMode val="edge"/>
           <c:yMode val="edge"/>
           <c:x val="0.2"/>
-          <c:y val="0.1"/>
+          <c:y val="0.05"/>
           <c:w val="0.6"/>
-          <c:h val="0.55"/>
+          <c:h val="0.80"/>
         </c:manualLayout>
       </c:layout>
       <c:bar3DChart>
@@ -1841,14 +1841,14 @@
         <c:tickLblPos val="none"/>
         <c:majorGridlines>
           <c:spPr>
-            <a:ln w="12700">
+            <a:ln w="25400">
               <a:solidFill>
                 <a:srgbClr val="FF0000"/>
               </a:solidFill>
             </a:ln>
           </c:spPr>
         </c:majorGridlines>
-        <c:majorUnit val="25"/>
+        <c:majorUnit val="20"/>
         <c:crossAx val="111111111"/>
       </c:valAx>
       <c:serAx>
@@ -1861,7 +1861,7 @@
         <c:tickLblPos val="none"/>
         <c:majorGridlines>
           <c:spPr>
-            <a:ln w="12700">
+            <a:ln w="25400">
               <a:solidFill>
                 <a:srgbClr val="0000FF"/>
               </a:solidFill>
@@ -1893,9 +1893,9 @@
           <c:xMode val="edge"/>
           <c:yMode val="edge"/>
           <c:x val="0.2"/>
-          <c:y val="0.1"/>
+          <c:y val="0.05"/>
           <c:w val="0.6"/>
-          <c:h val="0.55"/>
+          <c:h val="0.80"/>
         </c:manualLayout>
       </c:layout>
       <c:bar3DChart>
@@ -2117,14 +2117,14 @@
         <c:tickLblPos val="none"/>
         <c:majorGridlines>
           <c:spPr>
-            <a:ln w="12700">
+            <a:ln w="25400">
               <a:solidFill>
                 <a:srgbClr val="FF0000"/>
               </a:solidFill>
             </a:ln>
           </c:spPr>
         </c:majorGridlines>
-        <c:majorUnit val="25"/>
+        <c:majorUnit val="20"/>
         <c:crossAx val="111111111"/>
       </c:valAx>
       <c:serAx>
@@ -2137,7 +2137,7 @@
         <c:tickLblPos val="none"/>
         <c:majorGridlines>
           <c:spPr>
-            <a:ln w="12700">
+            <a:ln w="25400">
               <a:solidFill>
                 <a:srgbClr val="0000FF"/>
               </a:solidFill>

--- a/tests/n8PDF.Tests/Fixtures/Minimal/chart-3d-gridline-probe.docx
+++ b/tests/n8PDF.Tests/Fixtures/Minimal/chart-3d-gridline-probe.docx
@@ -190,6 +190,114 @@
         <w:t>rotX 40</w:t>
       </w:r>
     </w:p>
+    <w:p>
+      <w:pPr>
+        <w:pageBreakBefore/>
+        <w:spacing w:before="0" w:after="0" w:line="240" w:lineRule="auto"/>
+      </w:pPr>
+      <w:r>
+        <w:drawing>
+          <wp:inline distT="0" distB="0" distL="0" distR="0">
+            <wp:extent cx="4572000" cy="2743200"/>
+            <wp:docPr id="1047" name="Chart 1047"/>
+            <a:graphic>
+              <a:graphicData uri="http://schemas.openxmlformats.org/drawingml/2006/chart">
+                <c:chart xmlns:c="http://schemas.openxmlformats.org/drawingml/2006/chart" xmlns:r="http://schemas.openxmlformats.org/officeDocument/2006/relationships" r:id="rIdChart8"/>
+              </a:graphicData>
+            </a:graphic>
+          </wp:inline>
+        </w:drawing>
+      </w:r>
+    </w:p>
+    <w:p>
+      <w:pPr>
+        <w:spacing w:before="0" w:after="0" w:line="240" w:lineRule="auto"/>
+      </w:pPr>
+      <w:r>
+        <w:t>rotX 25, depth 25</w:t>
+      </w:r>
+    </w:p>
+    <w:p>
+      <w:pPr>
+        <w:pageBreakBefore/>
+        <w:spacing w:before="0" w:after="0" w:line="240" w:lineRule="auto"/>
+      </w:pPr>
+      <w:r>
+        <w:drawing>
+          <wp:inline distT="0" distB="0" distL="0" distR="0">
+            <wp:extent cx="4572000" cy="2743200"/>
+            <wp:docPr id="1048" name="Chart 1048"/>
+            <a:graphic>
+              <a:graphicData uri="http://schemas.openxmlformats.org/drawingml/2006/chart">
+                <c:chart xmlns:c="http://schemas.openxmlformats.org/drawingml/2006/chart" xmlns:r="http://schemas.openxmlformats.org/officeDocument/2006/relationships" r:id="rIdChart9"/>
+              </a:graphicData>
+            </a:graphic>
+          </wp:inline>
+        </w:drawing>
+      </w:r>
+    </w:p>
+    <w:p>
+      <w:pPr>
+        <w:spacing w:before="0" w:after="0" w:line="240" w:lineRule="auto"/>
+      </w:pPr>
+      <w:r>
+        <w:t>rotX 25, depth 50</w:t>
+      </w:r>
+    </w:p>
+    <w:p>
+      <w:pPr>
+        <w:pageBreakBefore/>
+        <w:spacing w:before="0" w:after="0" w:line="240" w:lineRule="auto"/>
+      </w:pPr>
+      <w:r>
+        <w:drawing>
+          <wp:inline distT="0" distB="0" distL="0" distR="0">
+            <wp:extent cx="4572000" cy="2743200"/>
+            <wp:docPr id="1049" name="Chart 1049"/>
+            <a:graphic>
+              <a:graphicData uri="http://schemas.openxmlformats.org/drawingml/2006/chart">
+                <c:chart xmlns:c="http://schemas.openxmlformats.org/drawingml/2006/chart" xmlns:r="http://schemas.openxmlformats.org/officeDocument/2006/relationships" r:id="rIdChart10"/>
+              </a:graphicData>
+            </a:graphic>
+          </wp:inline>
+        </w:drawing>
+      </w:r>
+    </w:p>
+    <w:p>
+      <w:pPr>
+        <w:spacing w:before="0" w:after="0" w:line="240" w:lineRule="auto"/>
+      </w:pPr>
+      <w:r>
+        <w:t>rotX 25, depth 200</w:t>
+      </w:r>
+    </w:p>
+    <w:p>
+      <w:pPr>
+        <w:pageBreakBefore/>
+        <w:spacing w:before="0" w:after="0" w:line="240" w:lineRule="auto"/>
+      </w:pPr>
+      <w:r>
+        <w:drawing>
+          <wp:inline distT="0" distB="0" distL="0" distR="0">
+            <wp:extent cx="4572000" cy="2743200"/>
+            <wp:docPr id="1050" name="Chart 1050"/>
+            <a:graphic>
+              <a:graphicData uri="http://schemas.openxmlformats.org/drawingml/2006/chart">
+                <c:chart xmlns:c="http://schemas.openxmlformats.org/drawingml/2006/chart" xmlns:r="http://schemas.openxmlformats.org/officeDocument/2006/relationships" r:id="rIdChart11"/>
+              </a:graphicData>
+            </a:graphic>
+          </wp:inline>
+        </w:drawing>
+      </w:r>
+    </w:p>
+    <w:p>
+      <w:pPr>
+        <w:spacing w:before="0" w:after="0" w:line="240" w:lineRule="auto"/>
+      </w:pPr>
+      <w:r>
+        <w:t>rotX 25, depth 400</w:t>
+      </w:r>
+    </w:p>
     <w:sectPr>
       <w:pgSz w:w="12240" w:h="15840"/>
       <w:pgMar w:top="1440" w:right="1440" w:bottom="1440" w:left="1440" w:header="720" w:footer="720" w:gutter="0"/>
@@ -496,6 +604,558 @@
 </c:chartSpace>
 </file>
 
+<file path=word/charts/chart10.xml><?xml version="1.0" encoding="utf-8"?>
+<c:chartSpace xmlns:c="http://schemas.openxmlformats.org/drawingml/2006/chart" xmlns:a="http://schemas.openxmlformats.org/drawingml/2006/main" xmlns:r="http://schemas.openxmlformats.org/officeDocument/2006/relationships">
+  <c:chart>
+    <c:view3D>
+      <c:rotX val="25"/>
+      <c:rotY val="20"/>
+      <c:rAngAx val="0"/>
+      <c:perspective val="30"/>
+      <c:depthPercent val="200"/>
+    </c:view3D>
+    <c:plotArea>
+      <c:layout>
+        <c:manualLayout>
+          <c:layoutTarget val="inner"/>
+          <c:xMode val="edge"/>
+          <c:yMode val="edge"/>
+          <c:x val="0.2"/>
+          <c:y val="0.05"/>
+          <c:w val="0.6"/>
+          <c:h val="0.80"/>
+        </c:manualLayout>
+      </c:layout>
+      <c:bar3DChart>
+        <c:barDir val="col"/>
+        <c:grouping val="standard"/>
+        <c:varyColors val="0"/>
+        <c:ser>
+          <c:idx val="0"/>
+          <c:order val="0"/>
+          <c:tx>
+            <c:strRef>
+              <c:f>Sheet1!$B$1</c:f>
+              <c:strCache>
+                <c:ptCount val="1"/>
+                <c:pt idx="0">
+                  <c:v>S0</c:v>
+                </c:pt>
+              </c:strCache>
+            </c:strRef>
+          </c:tx>
+          <c:spPr>
+            <a:solidFill>
+              <a:srgbClr val="F4F4F4"/>
+            </a:solidFill>
+            <a:ln>
+              <a:noFill/>
+            </a:ln>
+          </c:spPr>
+          <c:cat>
+            <c:strRef>
+              <c:f>Sheet1!$A$2</c:f>
+              <c:strCache>
+                <c:ptCount val="1"/>
+                <c:pt idx="0">
+                  <c:v>K</c:v>
+                </c:pt>
+              </c:strCache>
+            </c:strRef>
+          </c:cat>
+          <c:val>
+            <c:numRef>
+              <c:f>Sheet1!$B$2</c:f>
+              <c:numCache>
+                <c:formatCode>General</c:formatCode>
+                <c:ptCount val="1"/>
+                <c:pt idx="0">
+                  <c:v>1</c:v>
+                </c:pt>
+              </c:numCache>
+            </c:numRef>
+          </c:val>
+        </c:ser>
+        <c:ser>
+          <c:idx val="1"/>
+          <c:order val="1"/>
+          <c:tx>
+            <c:strRef>
+              <c:f>Sheet1!$C$1</c:f>
+              <c:strCache>
+                <c:ptCount val="1"/>
+                <c:pt idx="0">
+                  <c:v>S1</c:v>
+                </c:pt>
+              </c:strCache>
+            </c:strRef>
+          </c:tx>
+          <c:spPr>
+            <a:solidFill>
+              <a:srgbClr val="F4F4F4"/>
+            </a:solidFill>
+            <a:ln>
+              <a:noFill/>
+            </a:ln>
+          </c:spPr>
+          <c:val>
+            <c:numRef>
+              <c:f>Sheet1!$C$2</c:f>
+              <c:numCache>
+                <c:formatCode>General</c:formatCode>
+                <c:ptCount val="1"/>
+                <c:pt idx="0">
+                  <c:v>1</c:v>
+                </c:pt>
+              </c:numCache>
+            </c:numRef>
+          </c:val>
+        </c:ser>
+        <c:ser>
+          <c:idx val="2"/>
+          <c:order val="2"/>
+          <c:tx>
+            <c:strRef>
+              <c:f>Sheet1!$D$1</c:f>
+              <c:strCache>
+                <c:ptCount val="1"/>
+                <c:pt idx="0">
+                  <c:v>S2</c:v>
+                </c:pt>
+              </c:strCache>
+            </c:strRef>
+          </c:tx>
+          <c:spPr>
+            <a:solidFill>
+              <a:srgbClr val="F4F4F4"/>
+            </a:solidFill>
+            <a:ln>
+              <a:noFill/>
+            </a:ln>
+          </c:spPr>
+          <c:val>
+            <c:numRef>
+              <c:f>Sheet1!$D$2</c:f>
+              <c:numCache>
+                <c:formatCode>General</c:formatCode>
+                <c:ptCount val="1"/>
+                <c:pt idx="0">
+                  <c:v>1</c:v>
+                </c:pt>
+              </c:numCache>
+            </c:numRef>
+          </c:val>
+        </c:ser>
+        <c:ser>
+          <c:idx val="3"/>
+          <c:order val="3"/>
+          <c:tx>
+            <c:strRef>
+              <c:f>Sheet1!$E$1</c:f>
+              <c:strCache>
+                <c:ptCount val="1"/>
+                <c:pt idx="0">
+                  <c:v>S3</c:v>
+                </c:pt>
+              </c:strCache>
+            </c:strRef>
+          </c:tx>
+          <c:spPr>
+            <a:solidFill>
+              <a:srgbClr val="F4F4F4"/>
+            </a:solidFill>
+            <a:ln>
+              <a:noFill/>
+            </a:ln>
+          </c:spPr>
+          <c:val>
+            <c:numRef>
+              <c:f>Sheet1!$E$2</c:f>
+              <c:numCache>
+                <c:formatCode>General</c:formatCode>
+                <c:ptCount val="1"/>
+                <c:pt idx="0">
+                  <c:v>1</c:v>
+                </c:pt>
+              </c:numCache>
+            </c:numRef>
+          </c:val>
+        </c:ser>
+        <c:ser>
+          <c:idx val="4"/>
+          <c:order val="4"/>
+          <c:tx>
+            <c:strRef>
+              <c:f>Sheet1!$F$1</c:f>
+              <c:strCache>
+                <c:ptCount val="1"/>
+                <c:pt idx="0">
+                  <c:v>S4</c:v>
+                </c:pt>
+              </c:strCache>
+            </c:strRef>
+          </c:tx>
+          <c:spPr>
+            <a:solidFill>
+              <a:srgbClr val="F4F4F4"/>
+            </a:solidFill>
+            <a:ln>
+              <a:noFill/>
+            </a:ln>
+          </c:spPr>
+          <c:val>
+            <c:numRef>
+              <c:f>Sheet1!$F$2</c:f>
+              <c:numCache>
+                <c:formatCode>General</c:formatCode>
+                <c:ptCount val="1"/>
+                <c:pt idx="0">
+                  <c:v>1</c:v>
+                </c:pt>
+              </c:numCache>
+            </c:numRef>
+          </c:val>
+        </c:ser>
+        <c:gapWidth val="500"/>
+        <c:gapDepth val="500"/>
+        <c:shape val="box"/>
+        <c:axId val="111111111"/>
+        <c:axId val="222222222"/>
+        <c:axId val="333333333"/>
+      </c:bar3DChart>
+      <c:catAx>
+        <c:axId val="111111111"/>
+        <c:scaling>
+          <c:orientation val="minMax"/>
+        </c:scaling>
+        <c:delete val="1"/>
+        <c:axPos val="b"/>
+        <c:tickLblPos val="none"/>
+        <c:crossAx val="222222222"/>
+      </c:catAx>
+      <c:valAx>
+        <c:axId val="222222222"/>
+        <c:scaling>
+          <c:orientation val="minMax"/>
+          <c:max val="100"/>
+          <c:min val="0"/>
+        </c:scaling>
+        <c:delete val="1"/>
+        <c:axPos val="l"/>
+        <c:tickLblPos val="none"/>
+        <c:majorGridlines>
+          <c:spPr>
+            <a:ln w="25400">
+              <a:solidFill>
+                <a:srgbClr val="FF0000"/>
+              </a:solidFill>
+            </a:ln>
+          </c:spPr>
+        </c:majorGridlines>
+        <c:majorUnit val="20"/>
+        <c:crossAx val="111111111"/>
+      </c:valAx>
+      <c:serAx>
+        <c:axId val="333333333"/>
+        <c:scaling>
+          <c:orientation val="minMax"/>
+        </c:scaling>
+        <c:delete val="1"/>
+        <c:axPos val="b"/>
+        <c:tickLblPos val="none"/>
+        <c:majorGridlines>
+          <c:spPr>
+            <a:ln w="25400">
+              <a:solidFill>
+                <a:srgbClr val="0000FF"/>
+              </a:solidFill>
+            </a:ln>
+          </c:spPr>
+        </c:majorGridlines>
+        <c:crossAx val="222222222"/>
+      </c:serAx>
+    </c:plotArea>
+    <c:plotVisOnly val="1"/>
+  </c:chart>
+</c:chartSpace>
+</file>
+
+<file path=word/charts/chart11.xml><?xml version="1.0" encoding="utf-8"?>
+<c:chartSpace xmlns:c="http://schemas.openxmlformats.org/drawingml/2006/chart" xmlns:a="http://schemas.openxmlformats.org/drawingml/2006/main" xmlns:r="http://schemas.openxmlformats.org/officeDocument/2006/relationships">
+  <c:chart>
+    <c:view3D>
+      <c:rotX val="25"/>
+      <c:rotY val="20"/>
+      <c:rAngAx val="0"/>
+      <c:perspective val="30"/>
+      <c:depthPercent val="400"/>
+    </c:view3D>
+    <c:plotArea>
+      <c:layout>
+        <c:manualLayout>
+          <c:layoutTarget val="inner"/>
+          <c:xMode val="edge"/>
+          <c:yMode val="edge"/>
+          <c:x val="0.2"/>
+          <c:y val="0.05"/>
+          <c:w val="0.6"/>
+          <c:h val="0.80"/>
+        </c:manualLayout>
+      </c:layout>
+      <c:bar3DChart>
+        <c:barDir val="col"/>
+        <c:grouping val="standard"/>
+        <c:varyColors val="0"/>
+        <c:ser>
+          <c:idx val="0"/>
+          <c:order val="0"/>
+          <c:tx>
+            <c:strRef>
+              <c:f>Sheet1!$B$1</c:f>
+              <c:strCache>
+                <c:ptCount val="1"/>
+                <c:pt idx="0">
+                  <c:v>S0</c:v>
+                </c:pt>
+              </c:strCache>
+            </c:strRef>
+          </c:tx>
+          <c:spPr>
+            <a:solidFill>
+              <a:srgbClr val="F4F4F4"/>
+            </a:solidFill>
+            <a:ln>
+              <a:noFill/>
+            </a:ln>
+          </c:spPr>
+          <c:cat>
+            <c:strRef>
+              <c:f>Sheet1!$A$2</c:f>
+              <c:strCache>
+                <c:ptCount val="1"/>
+                <c:pt idx="0">
+                  <c:v>K</c:v>
+                </c:pt>
+              </c:strCache>
+            </c:strRef>
+          </c:cat>
+          <c:val>
+            <c:numRef>
+              <c:f>Sheet1!$B$2</c:f>
+              <c:numCache>
+                <c:formatCode>General</c:formatCode>
+                <c:ptCount val="1"/>
+                <c:pt idx="0">
+                  <c:v>1</c:v>
+                </c:pt>
+              </c:numCache>
+            </c:numRef>
+          </c:val>
+        </c:ser>
+        <c:ser>
+          <c:idx val="1"/>
+          <c:order val="1"/>
+          <c:tx>
+            <c:strRef>
+              <c:f>Sheet1!$C$1</c:f>
+              <c:strCache>
+                <c:ptCount val="1"/>
+                <c:pt idx="0">
+                  <c:v>S1</c:v>
+                </c:pt>
+              </c:strCache>
+            </c:strRef>
+          </c:tx>
+          <c:spPr>
+            <a:solidFill>
+              <a:srgbClr val="F4F4F4"/>
+            </a:solidFill>
+            <a:ln>
+              <a:noFill/>
+            </a:ln>
+          </c:spPr>
+          <c:val>
+            <c:numRef>
+              <c:f>Sheet1!$C$2</c:f>
+              <c:numCache>
+                <c:formatCode>General</c:formatCode>
+                <c:ptCount val="1"/>
+                <c:pt idx="0">
+                  <c:v>1</c:v>
+                </c:pt>
+              </c:numCache>
+            </c:numRef>
+          </c:val>
+        </c:ser>
+        <c:ser>
+          <c:idx val="2"/>
+          <c:order val="2"/>
+          <c:tx>
+            <c:strRef>
+              <c:f>Sheet1!$D$1</c:f>
+              <c:strCache>
+                <c:ptCount val="1"/>
+                <c:pt idx="0">
+                  <c:v>S2</c:v>
+                </c:pt>
+              </c:strCache>
+            </c:strRef>
+          </c:tx>
+          <c:spPr>
+            <a:solidFill>
+              <a:srgbClr val="F4F4F4"/>
+            </a:solidFill>
+            <a:ln>
+              <a:noFill/>
+            </a:ln>
+          </c:spPr>
+          <c:val>
+            <c:numRef>
+              <c:f>Sheet1!$D$2</c:f>
+              <c:numCache>
+                <c:formatCode>General</c:formatCode>
+                <c:ptCount val="1"/>
+                <c:pt idx="0">
+                  <c:v>1</c:v>
+                </c:pt>
+              </c:numCache>
+            </c:numRef>
+          </c:val>
+        </c:ser>
+        <c:ser>
+          <c:idx val="3"/>
+          <c:order val="3"/>
+          <c:tx>
+            <c:strRef>
+              <c:f>Sheet1!$E$1</c:f>
+              <c:strCache>
+                <c:ptCount val="1"/>
+                <c:pt idx="0">
+                  <c:v>S3</c:v>
+                </c:pt>
+              </c:strCache>
+            </c:strRef>
+          </c:tx>
+          <c:spPr>
+            <a:solidFill>
+              <a:srgbClr val="F4F4F4"/>
+            </a:solidFill>
+            <a:ln>
+              <a:noFill/>
+            </a:ln>
+          </c:spPr>
+          <c:val>
+            <c:numRef>
+              <c:f>Sheet1!$E$2</c:f>
+              <c:numCache>
+                <c:formatCode>General</c:formatCode>
+                <c:ptCount val="1"/>
+                <c:pt idx="0">
+                  <c:v>1</c:v>
+                </c:pt>
+              </c:numCache>
+            </c:numRef>
+          </c:val>
+        </c:ser>
+        <c:ser>
+          <c:idx val="4"/>
+          <c:order val="4"/>
+          <c:tx>
+            <c:strRef>
+              <c:f>Sheet1!$F$1</c:f>
+              <c:strCache>
+                <c:ptCount val="1"/>
+                <c:pt idx="0">
+                  <c:v>S4</c:v>
+                </c:pt>
+              </c:strCache>
+            </c:strRef>
+          </c:tx>
+          <c:spPr>
+            <a:solidFill>
+              <a:srgbClr val="F4F4F4"/>
+            </a:solidFill>
+            <a:ln>
+              <a:noFill/>
+            </a:ln>
+          </c:spPr>
+          <c:val>
+            <c:numRef>
+              <c:f>Sheet1!$F$2</c:f>
+              <c:numCache>
+                <c:formatCode>General</c:formatCode>
+                <c:ptCount val="1"/>
+                <c:pt idx="0">
+                  <c:v>1</c:v>
+                </c:pt>
+              </c:numCache>
+            </c:numRef>
+          </c:val>
+        </c:ser>
+        <c:gapWidth val="500"/>
+        <c:gapDepth val="500"/>
+        <c:shape val="box"/>
+        <c:axId val="111111111"/>
+        <c:axId val="222222222"/>
+        <c:axId val="333333333"/>
+      </c:bar3DChart>
+      <c:catAx>
+        <c:axId val="111111111"/>
+        <c:scaling>
+          <c:orientation val="minMax"/>
+        </c:scaling>
+        <c:delete val="1"/>
+        <c:axPos val="b"/>
+        <c:tickLblPos val="none"/>
+        <c:crossAx val="222222222"/>
+      </c:catAx>
+      <c:valAx>
+        <c:axId val="222222222"/>
+        <c:scaling>
+          <c:orientation val="minMax"/>
+          <c:max val="100"/>
+          <c:min val="0"/>
+        </c:scaling>
+        <c:delete val="1"/>
+        <c:axPos val="l"/>
+        <c:tickLblPos val="none"/>
+        <c:majorGridlines>
+          <c:spPr>
+            <a:ln w="25400">
+              <a:solidFill>
+                <a:srgbClr val="FF0000"/>
+              </a:solidFill>
+            </a:ln>
+          </c:spPr>
+        </c:majorGridlines>
+        <c:majorUnit val="20"/>
+        <c:crossAx val="111111111"/>
+      </c:valAx>
+      <c:serAx>
+        <c:axId val="333333333"/>
+        <c:scaling>
+          <c:orientation val="minMax"/>
+        </c:scaling>
+        <c:delete val="1"/>
+        <c:axPos val="b"/>
+        <c:tickLblPos val="none"/>
+        <c:majorGridlines>
+          <c:spPr>
+            <a:ln w="25400">
+              <a:solidFill>
+                <a:srgbClr val="0000FF"/>
+              </a:solidFill>
+            </a:ln>
+          </c:spPr>
+        </c:majorGridlines>
+        <c:crossAx val="222222222"/>
+      </c:serAx>
+    </c:plotArea>
+    <c:plotVisOnly val="1"/>
+  </c:chart>
+</c:chartSpace>
+</file>
+
 <file path=word/charts/chart2.xml><?xml version="1.0" encoding="utf-8"?>
 <c:chartSpace xmlns:c="http://schemas.openxmlformats.org/drawingml/2006/chart" xmlns:a="http://schemas.openxmlformats.org/drawingml/2006/main" xmlns:r="http://schemas.openxmlformats.org/officeDocument/2006/relationships">
   <c:chart>
@@ -1885,6 +2545,558 @@
       <c:rAngAx val="0"/>
       <c:perspective val="30"/>
       <c:depthPercent val="100"/>
+    </c:view3D>
+    <c:plotArea>
+      <c:layout>
+        <c:manualLayout>
+          <c:layoutTarget val="inner"/>
+          <c:xMode val="edge"/>
+          <c:yMode val="edge"/>
+          <c:x val="0.2"/>
+          <c:y val="0.05"/>
+          <c:w val="0.6"/>
+          <c:h val="0.80"/>
+        </c:manualLayout>
+      </c:layout>
+      <c:bar3DChart>
+        <c:barDir val="col"/>
+        <c:grouping val="standard"/>
+        <c:varyColors val="0"/>
+        <c:ser>
+          <c:idx val="0"/>
+          <c:order val="0"/>
+          <c:tx>
+            <c:strRef>
+              <c:f>Sheet1!$B$1</c:f>
+              <c:strCache>
+                <c:ptCount val="1"/>
+                <c:pt idx="0">
+                  <c:v>S0</c:v>
+                </c:pt>
+              </c:strCache>
+            </c:strRef>
+          </c:tx>
+          <c:spPr>
+            <a:solidFill>
+              <a:srgbClr val="F4F4F4"/>
+            </a:solidFill>
+            <a:ln>
+              <a:noFill/>
+            </a:ln>
+          </c:spPr>
+          <c:cat>
+            <c:strRef>
+              <c:f>Sheet1!$A$2</c:f>
+              <c:strCache>
+                <c:ptCount val="1"/>
+                <c:pt idx="0">
+                  <c:v>K</c:v>
+                </c:pt>
+              </c:strCache>
+            </c:strRef>
+          </c:cat>
+          <c:val>
+            <c:numRef>
+              <c:f>Sheet1!$B$2</c:f>
+              <c:numCache>
+                <c:formatCode>General</c:formatCode>
+                <c:ptCount val="1"/>
+                <c:pt idx="0">
+                  <c:v>1</c:v>
+                </c:pt>
+              </c:numCache>
+            </c:numRef>
+          </c:val>
+        </c:ser>
+        <c:ser>
+          <c:idx val="1"/>
+          <c:order val="1"/>
+          <c:tx>
+            <c:strRef>
+              <c:f>Sheet1!$C$1</c:f>
+              <c:strCache>
+                <c:ptCount val="1"/>
+                <c:pt idx="0">
+                  <c:v>S1</c:v>
+                </c:pt>
+              </c:strCache>
+            </c:strRef>
+          </c:tx>
+          <c:spPr>
+            <a:solidFill>
+              <a:srgbClr val="F4F4F4"/>
+            </a:solidFill>
+            <a:ln>
+              <a:noFill/>
+            </a:ln>
+          </c:spPr>
+          <c:val>
+            <c:numRef>
+              <c:f>Sheet1!$C$2</c:f>
+              <c:numCache>
+                <c:formatCode>General</c:formatCode>
+                <c:ptCount val="1"/>
+                <c:pt idx="0">
+                  <c:v>1</c:v>
+                </c:pt>
+              </c:numCache>
+            </c:numRef>
+          </c:val>
+        </c:ser>
+        <c:ser>
+          <c:idx val="2"/>
+          <c:order val="2"/>
+          <c:tx>
+            <c:strRef>
+              <c:f>Sheet1!$D$1</c:f>
+              <c:strCache>
+                <c:ptCount val="1"/>
+                <c:pt idx="0">
+                  <c:v>S2</c:v>
+                </c:pt>
+              </c:strCache>
+            </c:strRef>
+          </c:tx>
+          <c:spPr>
+            <a:solidFill>
+              <a:srgbClr val="F4F4F4"/>
+            </a:solidFill>
+            <a:ln>
+              <a:noFill/>
+            </a:ln>
+          </c:spPr>
+          <c:val>
+            <c:numRef>
+              <c:f>Sheet1!$D$2</c:f>
+              <c:numCache>
+                <c:formatCode>General</c:formatCode>
+                <c:ptCount val="1"/>
+                <c:pt idx="0">
+                  <c:v>1</c:v>
+                </c:pt>
+              </c:numCache>
+            </c:numRef>
+          </c:val>
+        </c:ser>
+        <c:ser>
+          <c:idx val="3"/>
+          <c:order val="3"/>
+          <c:tx>
+            <c:strRef>
+              <c:f>Sheet1!$E$1</c:f>
+              <c:strCache>
+                <c:ptCount val="1"/>
+                <c:pt idx="0">
+                  <c:v>S3</c:v>
+                </c:pt>
+              </c:strCache>
+            </c:strRef>
+          </c:tx>
+          <c:spPr>
+            <a:solidFill>
+              <a:srgbClr val="F4F4F4"/>
+            </a:solidFill>
+            <a:ln>
+              <a:noFill/>
+            </a:ln>
+          </c:spPr>
+          <c:val>
+            <c:numRef>
+              <c:f>Sheet1!$E$2</c:f>
+              <c:numCache>
+                <c:formatCode>General</c:formatCode>
+                <c:ptCount val="1"/>
+                <c:pt idx="0">
+                  <c:v>1</c:v>
+                </c:pt>
+              </c:numCache>
+            </c:numRef>
+          </c:val>
+        </c:ser>
+        <c:ser>
+          <c:idx val="4"/>
+          <c:order val="4"/>
+          <c:tx>
+            <c:strRef>
+              <c:f>Sheet1!$F$1</c:f>
+              <c:strCache>
+                <c:ptCount val="1"/>
+                <c:pt idx="0">
+                  <c:v>S4</c:v>
+                </c:pt>
+              </c:strCache>
+            </c:strRef>
+          </c:tx>
+          <c:spPr>
+            <a:solidFill>
+              <a:srgbClr val="F4F4F4"/>
+            </a:solidFill>
+            <a:ln>
+              <a:noFill/>
+            </a:ln>
+          </c:spPr>
+          <c:val>
+            <c:numRef>
+              <c:f>Sheet1!$F$2</c:f>
+              <c:numCache>
+                <c:formatCode>General</c:formatCode>
+                <c:ptCount val="1"/>
+                <c:pt idx="0">
+                  <c:v>1</c:v>
+                </c:pt>
+              </c:numCache>
+            </c:numRef>
+          </c:val>
+        </c:ser>
+        <c:gapWidth val="500"/>
+        <c:gapDepth val="500"/>
+        <c:shape val="box"/>
+        <c:axId val="111111111"/>
+        <c:axId val="222222222"/>
+        <c:axId val="333333333"/>
+      </c:bar3DChart>
+      <c:catAx>
+        <c:axId val="111111111"/>
+        <c:scaling>
+          <c:orientation val="minMax"/>
+        </c:scaling>
+        <c:delete val="1"/>
+        <c:axPos val="b"/>
+        <c:tickLblPos val="none"/>
+        <c:crossAx val="222222222"/>
+      </c:catAx>
+      <c:valAx>
+        <c:axId val="222222222"/>
+        <c:scaling>
+          <c:orientation val="minMax"/>
+          <c:max val="100"/>
+          <c:min val="0"/>
+        </c:scaling>
+        <c:delete val="1"/>
+        <c:axPos val="l"/>
+        <c:tickLblPos val="none"/>
+        <c:majorGridlines>
+          <c:spPr>
+            <a:ln w="25400">
+              <a:solidFill>
+                <a:srgbClr val="FF0000"/>
+              </a:solidFill>
+            </a:ln>
+          </c:spPr>
+        </c:majorGridlines>
+        <c:majorUnit val="20"/>
+        <c:crossAx val="111111111"/>
+      </c:valAx>
+      <c:serAx>
+        <c:axId val="333333333"/>
+        <c:scaling>
+          <c:orientation val="minMax"/>
+        </c:scaling>
+        <c:delete val="1"/>
+        <c:axPos val="b"/>
+        <c:tickLblPos val="none"/>
+        <c:majorGridlines>
+          <c:spPr>
+            <a:ln w="25400">
+              <a:solidFill>
+                <a:srgbClr val="0000FF"/>
+              </a:solidFill>
+            </a:ln>
+          </c:spPr>
+        </c:majorGridlines>
+        <c:crossAx val="222222222"/>
+      </c:serAx>
+    </c:plotArea>
+    <c:plotVisOnly val="1"/>
+  </c:chart>
+</c:chartSpace>
+</file>
+
+<file path=word/charts/chart8.xml><?xml version="1.0" encoding="utf-8"?>
+<c:chartSpace xmlns:c="http://schemas.openxmlformats.org/drawingml/2006/chart" xmlns:a="http://schemas.openxmlformats.org/drawingml/2006/main" xmlns:r="http://schemas.openxmlformats.org/officeDocument/2006/relationships">
+  <c:chart>
+    <c:view3D>
+      <c:rotX val="25"/>
+      <c:rotY val="20"/>
+      <c:rAngAx val="0"/>
+      <c:perspective val="30"/>
+      <c:depthPercent val="25"/>
+    </c:view3D>
+    <c:plotArea>
+      <c:layout>
+        <c:manualLayout>
+          <c:layoutTarget val="inner"/>
+          <c:xMode val="edge"/>
+          <c:yMode val="edge"/>
+          <c:x val="0.2"/>
+          <c:y val="0.05"/>
+          <c:w val="0.6"/>
+          <c:h val="0.80"/>
+        </c:manualLayout>
+      </c:layout>
+      <c:bar3DChart>
+        <c:barDir val="col"/>
+        <c:grouping val="standard"/>
+        <c:varyColors val="0"/>
+        <c:ser>
+          <c:idx val="0"/>
+          <c:order val="0"/>
+          <c:tx>
+            <c:strRef>
+              <c:f>Sheet1!$B$1</c:f>
+              <c:strCache>
+                <c:ptCount val="1"/>
+                <c:pt idx="0">
+                  <c:v>S0</c:v>
+                </c:pt>
+              </c:strCache>
+            </c:strRef>
+          </c:tx>
+          <c:spPr>
+            <a:solidFill>
+              <a:srgbClr val="F4F4F4"/>
+            </a:solidFill>
+            <a:ln>
+              <a:noFill/>
+            </a:ln>
+          </c:spPr>
+          <c:cat>
+            <c:strRef>
+              <c:f>Sheet1!$A$2</c:f>
+              <c:strCache>
+                <c:ptCount val="1"/>
+                <c:pt idx="0">
+                  <c:v>K</c:v>
+                </c:pt>
+              </c:strCache>
+            </c:strRef>
+          </c:cat>
+          <c:val>
+            <c:numRef>
+              <c:f>Sheet1!$B$2</c:f>
+              <c:numCache>
+                <c:formatCode>General</c:formatCode>
+                <c:ptCount val="1"/>
+                <c:pt idx="0">
+                  <c:v>1</c:v>
+                </c:pt>
+              </c:numCache>
+            </c:numRef>
+          </c:val>
+        </c:ser>
+        <c:ser>
+          <c:idx val="1"/>
+          <c:order val="1"/>
+          <c:tx>
+            <c:strRef>
+              <c:f>Sheet1!$C$1</c:f>
+              <c:strCache>
+                <c:ptCount val="1"/>
+                <c:pt idx="0">
+                  <c:v>S1</c:v>
+                </c:pt>
+              </c:strCache>
+            </c:strRef>
+          </c:tx>
+          <c:spPr>
+            <a:solidFill>
+              <a:srgbClr val="F4F4F4"/>
+            </a:solidFill>
+            <a:ln>
+              <a:noFill/>
+            </a:ln>
+          </c:spPr>
+          <c:val>
+            <c:numRef>
+              <c:f>Sheet1!$C$2</c:f>
+              <c:numCache>
+                <c:formatCode>General</c:formatCode>
+                <c:ptCount val="1"/>
+                <c:pt idx="0">
+                  <c:v>1</c:v>
+                </c:pt>
+              </c:numCache>
+            </c:numRef>
+          </c:val>
+        </c:ser>
+        <c:ser>
+          <c:idx val="2"/>
+          <c:order val="2"/>
+          <c:tx>
+            <c:strRef>
+              <c:f>Sheet1!$D$1</c:f>
+              <c:strCache>
+                <c:ptCount val="1"/>
+                <c:pt idx="0">
+                  <c:v>S2</c:v>
+                </c:pt>
+              </c:strCache>
+            </c:strRef>
+          </c:tx>
+          <c:spPr>
+            <a:solidFill>
+              <a:srgbClr val="F4F4F4"/>
+            </a:solidFill>
+            <a:ln>
+              <a:noFill/>
+            </a:ln>
+          </c:spPr>
+          <c:val>
+            <c:numRef>
+              <c:f>Sheet1!$D$2</c:f>
+              <c:numCache>
+                <c:formatCode>General</c:formatCode>
+                <c:ptCount val="1"/>
+                <c:pt idx="0">
+                  <c:v>1</c:v>
+                </c:pt>
+              </c:numCache>
+            </c:numRef>
+          </c:val>
+        </c:ser>
+        <c:ser>
+          <c:idx val="3"/>
+          <c:order val="3"/>
+          <c:tx>
+            <c:strRef>
+              <c:f>Sheet1!$E$1</c:f>
+              <c:strCache>
+                <c:ptCount val="1"/>
+                <c:pt idx="0">
+                  <c:v>S3</c:v>
+                </c:pt>
+              </c:strCache>
+            </c:strRef>
+          </c:tx>
+          <c:spPr>
+            <a:solidFill>
+              <a:srgbClr val="F4F4F4"/>
+            </a:solidFill>
+            <a:ln>
+              <a:noFill/>
+            </a:ln>
+          </c:spPr>
+          <c:val>
+            <c:numRef>
+              <c:f>Sheet1!$E$2</c:f>
+              <c:numCache>
+                <c:formatCode>General</c:formatCode>
+                <c:ptCount val="1"/>
+                <c:pt idx="0">
+                  <c:v>1</c:v>
+                </c:pt>
+              </c:numCache>
+            </c:numRef>
+          </c:val>
+        </c:ser>
+        <c:ser>
+          <c:idx val="4"/>
+          <c:order val="4"/>
+          <c:tx>
+            <c:strRef>
+              <c:f>Sheet1!$F$1</c:f>
+              <c:strCache>
+                <c:ptCount val="1"/>
+                <c:pt idx="0">
+                  <c:v>S4</c:v>
+                </c:pt>
+              </c:strCache>
+            </c:strRef>
+          </c:tx>
+          <c:spPr>
+            <a:solidFill>
+              <a:srgbClr val="F4F4F4"/>
+            </a:solidFill>
+            <a:ln>
+              <a:noFill/>
+            </a:ln>
+          </c:spPr>
+          <c:val>
+            <c:numRef>
+              <c:f>Sheet1!$F$2</c:f>
+              <c:numCache>
+                <c:formatCode>General</c:formatCode>
+                <c:ptCount val="1"/>
+                <c:pt idx="0">
+                  <c:v>1</c:v>
+                </c:pt>
+              </c:numCache>
+            </c:numRef>
+          </c:val>
+        </c:ser>
+        <c:gapWidth val="500"/>
+        <c:gapDepth val="500"/>
+        <c:shape val="box"/>
+        <c:axId val="111111111"/>
+        <c:axId val="222222222"/>
+        <c:axId val="333333333"/>
+      </c:bar3DChart>
+      <c:catAx>
+        <c:axId val="111111111"/>
+        <c:scaling>
+          <c:orientation val="minMax"/>
+        </c:scaling>
+        <c:delete val="1"/>
+        <c:axPos val="b"/>
+        <c:tickLblPos val="none"/>
+        <c:crossAx val="222222222"/>
+      </c:catAx>
+      <c:valAx>
+        <c:axId val="222222222"/>
+        <c:scaling>
+          <c:orientation val="minMax"/>
+          <c:max val="100"/>
+          <c:min val="0"/>
+        </c:scaling>
+        <c:delete val="1"/>
+        <c:axPos val="l"/>
+        <c:tickLblPos val="none"/>
+        <c:majorGridlines>
+          <c:spPr>
+            <a:ln w="25400">
+              <a:solidFill>
+                <a:srgbClr val="FF0000"/>
+              </a:solidFill>
+            </a:ln>
+          </c:spPr>
+        </c:majorGridlines>
+        <c:majorUnit val="20"/>
+        <c:crossAx val="111111111"/>
+      </c:valAx>
+      <c:serAx>
+        <c:axId val="333333333"/>
+        <c:scaling>
+          <c:orientation val="minMax"/>
+        </c:scaling>
+        <c:delete val="1"/>
+        <c:axPos val="b"/>
+        <c:tickLblPos val="none"/>
+        <c:majorGridlines>
+          <c:spPr>
+            <a:ln w="25400">
+              <a:solidFill>
+                <a:srgbClr val="0000FF"/>
+              </a:solidFill>
+            </a:ln>
+          </c:spPr>
+        </c:majorGridlines>
+        <c:crossAx val="222222222"/>
+      </c:serAx>
+    </c:plotArea>
+    <c:plotVisOnly val="1"/>
+  </c:chart>
+</c:chartSpace>
+</file>
+
+<file path=word/charts/chart9.xml><?xml version="1.0" encoding="utf-8"?>
+<c:chartSpace xmlns:c="http://schemas.openxmlformats.org/drawingml/2006/chart" xmlns:a="http://schemas.openxmlformats.org/drawingml/2006/main" xmlns:r="http://schemas.openxmlformats.org/officeDocument/2006/relationships">
+  <c:chart>
+    <c:view3D>
+      <c:rotX val="25"/>
+      <c:rotY val="20"/>
+      <c:rAngAx val="0"/>
+      <c:perspective val="30"/>
+      <c:depthPercent val="50"/>
     </c:view3D>
     <c:plotArea>
       <c:layout>

--- a/tests/n8PDF.Tests/Fixtures/Minimal/chart-3d-gridline-probe.docx
+++ b/tests/n8PDF.Tests/Fixtures/Minimal/chart-3d-gridline-probe.docx
@@ -298,6 +298,114 @@
         <w:t>rotX 25, depth 400</w:t>
       </w:r>
     </w:p>
+    <w:p>
+      <w:pPr>
+        <w:pageBreakBefore/>
+        <w:spacing w:before="0" w:after="0" w:line="240" w:lineRule="auto"/>
+      </w:pPr>
+      <w:r>
+        <w:drawing>
+          <wp:inline distT="0" distB="0" distL="0" distR="0">
+            <wp:extent cx="4572000" cy="2743200"/>
+            <wp:docPr id="1050" name="Chart 1050"/>
+            <a:graphic>
+              <a:graphicData uri="http://schemas.openxmlformats.org/drawingml/2006/chart">
+                <c:chart xmlns:c="http://schemas.openxmlformats.org/drawingml/2006/chart" xmlns:r="http://schemas.openxmlformats.org/officeDocument/2006/relationships" r:id="rIdChart12"/>
+              </a:graphicData>
+            </a:graphic>
+          </wp:inline>
+        </w:drawing>
+      </w:r>
+    </w:p>
+    <w:p>
+      <w:pPr>
+        <w:spacing w:before="0" w:after="0" w:line="240" w:lineRule="auto"/>
+      </w:pPr>
+      <w:r>
+        <w:t>rotX 25, depth 20</w:t>
+      </w:r>
+    </w:p>
+    <w:p>
+      <w:pPr>
+        <w:pageBreakBefore/>
+        <w:spacing w:before="0" w:after="0" w:line="240" w:lineRule="auto"/>
+      </w:pPr>
+      <w:r>
+        <w:drawing>
+          <wp:inline distT="0" distB="0" distL="0" distR="0">
+            <wp:extent cx="4572000" cy="2743200"/>
+            <wp:docPr id="1051" name="Chart 1051"/>
+            <a:graphic>
+              <a:graphicData uri="http://schemas.openxmlformats.org/drawingml/2006/chart">
+                <c:chart xmlns:c="http://schemas.openxmlformats.org/drawingml/2006/chart" xmlns:r="http://schemas.openxmlformats.org/officeDocument/2006/relationships" r:id="rIdChart13"/>
+              </a:graphicData>
+            </a:graphic>
+          </wp:inline>
+        </w:drawing>
+      </w:r>
+    </w:p>
+    <w:p>
+      <w:pPr>
+        <w:spacing w:before="0" w:after="0" w:line="240" w:lineRule="auto"/>
+      </w:pPr>
+      <w:r>
+        <w:t>rotX 25, depth 30</w:t>
+      </w:r>
+    </w:p>
+    <w:p>
+      <w:pPr>
+        <w:pageBreakBefore/>
+        <w:spacing w:before="0" w:after="0" w:line="240" w:lineRule="auto"/>
+      </w:pPr>
+      <w:r>
+        <w:drawing>
+          <wp:inline distT="0" distB="0" distL="0" distR="0">
+            <wp:extent cx="4572000" cy="2743200"/>
+            <wp:docPr id="1052" name="Chart 1052"/>
+            <a:graphic>
+              <a:graphicData uri="http://schemas.openxmlformats.org/drawingml/2006/chart">
+                <c:chart xmlns:c="http://schemas.openxmlformats.org/drawingml/2006/chart" xmlns:r="http://schemas.openxmlformats.org/officeDocument/2006/relationships" r:id="rIdChart14"/>
+              </a:graphicData>
+            </a:graphic>
+          </wp:inline>
+        </w:drawing>
+      </w:r>
+    </w:p>
+    <w:p>
+      <w:pPr>
+        <w:spacing w:before="0" w:after="0" w:line="240" w:lineRule="auto"/>
+      </w:pPr>
+      <w:r>
+        <w:t>rotX 25, depth 35</w:t>
+      </w:r>
+    </w:p>
+    <w:p>
+      <w:pPr>
+        <w:pageBreakBefore/>
+        <w:spacing w:before="0" w:after="0" w:line="240" w:lineRule="auto"/>
+      </w:pPr>
+      <w:r>
+        <w:drawing>
+          <wp:inline distT="0" distB="0" distL="0" distR="0">
+            <wp:extent cx="4572000" cy="2743200"/>
+            <wp:docPr id="1053" name="Chart 1053"/>
+            <a:graphic>
+              <a:graphicData uri="http://schemas.openxmlformats.org/drawingml/2006/chart">
+                <c:chart xmlns:c="http://schemas.openxmlformats.org/drawingml/2006/chart" xmlns:r="http://schemas.openxmlformats.org/officeDocument/2006/relationships" r:id="rIdChart15"/>
+              </a:graphicData>
+            </a:graphic>
+          </wp:inline>
+        </w:drawing>
+      </w:r>
+    </w:p>
+    <w:p>
+      <w:pPr>
+        <w:spacing w:before="0" w:after="0" w:line="240" w:lineRule="auto"/>
+      </w:pPr>
+      <w:r>
+        <w:t>rotX 25, depth 75</w:t>
+      </w:r>
+    </w:p>
     <w:sectPr>
       <w:pgSz w:w="12240" w:h="15840"/>
       <w:pgMar w:top="1440" w:right="1440" w:bottom="1440" w:left="1440" w:header="720" w:footer="720" w:gutter="0"/>
@@ -889,6 +997,1110 @@
       <c:rAngAx val="0"/>
       <c:perspective val="30"/>
       <c:depthPercent val="400"/>
+    </c:view3D>
+    <c:plotArea>
+      <c:layout>
+        <c:manualLayout>
+          <c:layoutTarget val="inner"/>
+          <c:xMode val="edge"/>
+          <c:yMode val="edge"/>
+          <c:x val="0.2"/>
+          <c:y val="0.05"/>
+          <c:w val="0.6"/>
+          <c:h val="0.80"/>
+        </c:manualLayout>
+      </c:layout>
+      <c:bar3DChart>
+        <c:barDir val="col"/>
+        <c:grouping val="standard"/>
+        <c:varyColors val="0"/>
+        <c:ser>
+          <c:idx val="0"/>
+          <c:order val="0"/>
+          <c:tx>
+            <c:strRef>
+              <c:f>Sheet1!$B$1</c:f>
+              <c:strCache>
+                <c:ptCount val="1"/>
+                <c:pt idx="0">
+                  <c:v>S0</c:v>
+                </c:pt>
+              </c:strCache>
+            </c:strRef>
+          </c:tx>
+          <c:spPr>
+            <a:solidFill>
+              <a:srgbClr val="F4F4F4"/>
+            </a:solidFill>
+            <a:ln>
+              <a:noFill/>
+            </a:ln>
+          </c:spPr>
+          <c:cat>
+            <c:strRef>
+              <c:f>Sheet1!$A$2</c:f>
+              <c:strCache>
+                <c:ptCount val="1"/>
+                <c:pt idx="0">
+                  <c:v>K</c:v>
+                </c:pt>
+              </c:strCache>
+            </c:strRef>
+          </c:cat>
+          <c:val>
+            <c:numRef>
+              <c:f>Sheet1!$B$2</c:f>
+              <c:numCache>
+                <c:formatCode>General</c:formatCode>
+                <c:ptCount val="1"/>
+                <c:pt idx="0">
+                  <c:v>1</c:v>
+                </c:pt>
+              </c:numCache>
+            </c:numRef>
+          </c:val>
+        </c:ser>
+        <c:ser>
+          <c:idx val="1"/>
+          <c:order val="1"/>
+          <c:tx>
+            <c:strRef>
+              <c:f>Sheet1!$C$1</c:f>
+              <c:strCache>
+                <c:ptCount val="1"/>
+                <c:pt idx="0">
+                  <c:v>S1</c:v>
+                </c:pt>
+              </c:strCache>
+            </c:strRef>
+          </c:tx>
+          <c:spPr>
+            <a:solidFill>
+              <a:srgbClr val="F4F4F4"/>
+            </a:solidFill>
+            <a:ln>
+              <a:noFill/>
+            </a:ln>
+          </c:spPr>
+          <c:val>
+            <c:numRef>
+              <c:f>Sheet1!$C$2</c:f>
+              <c:numCache>
+                <c:formatCode>General</c:formatCode>
+                <c:ptCount val="1"/>
+                <c:pt idx="0">
+                  <c:v>1</c:v>
+                </c:pt>
+              </c:numCache>
+            </c:numRef>
+          </c:val>
+        </c:ser>
+        <c:ser>
+          <c:idx val="2"/>
+          <c:order val="2"/>
+          <c:tx>
+            <c:strRef>
+              <c:f>Sheet1!$D$1</c:f>
+              <c:strCache>
+                <c:ptCount val="1"/>
+                <c:pt idx="0">
+                  <c:v>S2</c:v>
+                </c:pt>
+              </c:strCache>
+            </c:strRef>
+          </c:tx>
+          <c:spPr>
+            <a:solidFill>
+              <a:srgbClr val="F4F4F4"/>
+            </a:solidFill>
+            <a:ln>
+              <a:noFill/>
+            </a:ln>
+          </c:spPr>
+          <c:val>
+            <c:numRef>
+              <c:f>Sheet1!$D$2</c:f>
+              <c:numCache>
+                <c:formatCode>General</c:formatCode>
+                <c:ptCount val="1"/>
+                <c:pt idx="0">
+                  <c:v>1</c:v>
+                </c:pt>
+              </c:numCache>
+            </c:numRef>
+          </c:val>
+        </c:ser>
+        <c:ser>
+          <c:idx val="3"/>
+          <c:order val="3"/>
+          <c:tx>
+            <c:strRef>
+              <c:f>Sheet1!$E$1</c:f>
+              <c:strCache>
+                <c:ptCount val="1"/>
+                <c:pt idx="0">
+                  <c:v>S3</c:v>
+                </c:pt>
+              </c:strCache>
+            </c:strRef>
+          </c:tx>
+          <c:spPr>
+            <a:solidFill>
+              <a:srgbClr val="F4F4F4"/>
+            </a:solidFill>
+            <a:ln>
+              <a:noFill/>
+            </a:ln>
+          </c:spPr>
+          <c:val>
+            <c:numRef>
+              <c:f>Sheet1!$E$2</c:f>
+              <c:numCache>
+                <c:formatCode>General</c:formatCode>
+                <c:ptCount val="1"/>
+                <c:pt idx="0">
+                  <c:v>1</c:v>
+                </c:pt>
+              </c:numCache>
+            </c:numRef>
+          </c:val>
+        </c:ser>
+        <c:ser>
+          <c:idx val="4"/>
+          <c:order val="4"/>
+          <c:tx>
+            <c:strRef>
+              <c:f>Sheet1!$F$1</c:f>
+              <c:strCache>
+                <c:ptCount val="1"/>
+                <c:pt idx="0">
+                  <c:v>S4</c:v>
+                </c:pt>
+              </c:strCache>
+            </c:strRef>
+          </c:tx>
+          <c:spPr>
+            <a:solidFill>
+              <a:srgbClr val="F4F4F4"/>
+            </a:solidFill>
+            <a:ln>
+              <a:noFill/>
+            </a:ln>
+          </c:spPr>
+          <c:val>
+            <c:numRef>
+              <c:f>Sheet1!$F$2</c:f>
+              <c:numCache>
+                <c:formatCode>General</c:formatCode>
+                <c:ptCount val="1"/>
+                <c:pt idx="0">
+                  <c:v>1</c:v>
+                </c:pt>
+              </c:numCache>
+            </c:numRef>
+          </c:val>
+        </c:ser>
+        <c:gapWidth val="500"/>
+        <c:gapDepth val="500"/>
+        <c:shape val="box"/>
+        <c:axId val="111111111"/>
+        <c:axId val="222222222"/>
+        <c:axId val="333333333"/>
+      </c:bar3DChart>
+      <c:catAx>
+        <c:axId val="111111111"/>
+        <c:scaling>
+          <c:orientation val="minMax"/>
+        </c:scaling>
+        <c:delete val="1"/>
+        <c:axPos val="b"/>
+        <c:tickLblPos val="none"/>
+        <c:crossAx val="222222222"/>
+      </c:catAx>
+      <c:valAx>
+        <c:axId val="222222222"/>
+        <c:scaling>
+          <c:orientation val="minMax"/>
+          <c:max val="100"/>
+          <c:min val="0"/>
+        </c:scaling>
+        <c:delete val="1"/>
+        <c:axPos val="l"/>
+        <c:tickLblPos val="none"/>
+        <c:majorGridlines>
+          <c:spPr>
+            <a:ln w="25400">
+              <a:solidFill>
+                <a:srgbClr val="FF0000"/>
+              </a:solidFill>
+            </a:ln>
+          </c:spPr>
+        </c:majorGridlines>
+        <c:majorUnit val="20"/>
+        <c:crossAx val="111111111"/>
+      </c:valAx>
+      <c:serAx>
+        <c:axId val="333333333"/>
+        <c:scaling>
+          <c:orientation val="minMax"/>
+        </c:scaling>
+        <c:delete val="1"/>
+        <c:axPos val="b"/>
+        <c:tickLblPos val="none"/>
+        <c:majorGridlines>
+          <c:spPr>
+            <a:ln w="25400">
+              <a:solidFill>
+                <a:srgbClr val="0000FF"/>
+              </a:solidFill>
+            </a:ln>
+          </c:spPr>
+        </c:majorGridlines>
+        <c:crossAx val="222222222"/>
+      </c:serAx>
+    </c:plotArea>
+    <c:plotVisOnly val="1"/>
+  </c:chart>
+</c:chartSpace>
+</file>
+
+<file path=word/charts/chart12.xml><?xml version="1.0" encoding="utf-8"?>
+<c:chartSpace xmlns:c="http://schemas.openxmlformats.org/drawingml/2006/chart" xmlns:a="http://schemas.openxmlformats.org/drawingml/2006/main" xmlns:r="http://schemas.openxmlformats.org/officeDocument/2006/relationships">
+  <c:chart>
+    <c:view3D>
+      <c:rotX val="25"/>
+      <c:rotY val="20"/>
+      <c:rAngAx val="0"/>
+      <c:perspective val="30"/>
+      <c:depthPercent val="20"/>
+    </c:view3D>
+    <c:plotArea>
+      <c:layout>
+        <c:manualLayout>
+          <c:layoutTarget val="inner"/>
+          <c:xMode val="edge"/>
+          <c:yMode val="edge"/>
+          <c:x val="0.2"/>
+          <c:y val="0.05"/>
+          <c:w val="0.6"/>
+          <c:h val="0.80"/>
+        </c:manualLayout>
+      </c:layout>
+      <c:bar3DChart>
+        <c:barDir val="col"/>
+        <c:grouping val="standard"/>
+        <c:varyColors val="0"/>
+        <c:ser>
+          <c:idx val="0"/>
+          <c:order val="0"/>
+          <c:tx>
+            <c:strRef>
+              <c:f>Sheet1!$B$1</c:f>
+              <c:strCache>
+                <c:ptCount val="1"/>
+                <c:pt idx="0">
+                  <c:v>S0</c:v>
+                </c:pt>
+              </c:strCache>
+            </c:strRef>
+          </c:tx>
+          <c:spPr>
+            <a:solidFill>
+              <a:srgbClr val="F4F4F4"/>
+            </a:solidFill>
+            <a:ln>
+              <a:noFill/>
+            </a:ln>
+          </c:spPr>
+          <c:cat>
+            <c:strRef>
+              <c:f>Sheet1!$A$2</c:f>
+              <c:strCache>
+                <c:ptCount val="1"/>
+                <c:pt idx="0">
+                  <c:v>K</c:v>
+                </c:pt>
+              </c:strCache>
+            </c:strRef>
+          </c:cat>
+          <c:val>
+            <c:numRef>
+              <c:f>Sheet1!$B$2</c:f>
+              <c:numCache>
+                <c:formatCode>General</c:formatCode>
+                <c:ptCount val="1"/>
+                <c:pt idx="0">
+                  <c:v>1</c:v>
+                </c:pt>
+              </c:numCache>
+            </c:numRef>
+          </c:val>
+        </c:ser>
+        <c:ser>
+          <c:idx val="1"/>
+          <c:order val="1"/>
+          <c:tx>
+            <c:strRef>
+              <c:f>Sheet1!$C$1</c:f>
+              <c:strCache>
+                <c:ptCount val="1"/>
+                <c:pt idx="0">
+                  <c:v>S1</c:v>
+                </c:pt>
+              </c:strCache>
+            </c:strRef>
+          </c:tx>
+          <c:spPr>
+            <a:solidFill>
+              <a:srgbClr val="F4F4F4"/>
+            </a:solidFill>
+            <a:ln>
+              <a:noFill/>
+            </a:ln>
+          </c:spPr>
+          <c:val>
+            <c:numRef>
+              <c:f>Sheet1!$C$2</c:f>
+              <c:numCache>
+                <c:formatCode>General</c:formatCode>
+                <c:ptCount val="1"/>
+                <c:pt idx="0">
+                  <c:v>1</c:v>
+                </c:pt>
+              </c:numCache>
+            </c:numRef>
+          </c:val>
+        </c:ser>
+        <c:ser>
+          <c:idx val="2"/>
+          <c:order val="2"/>
+          <c:tx>
+            <c:strRef>
+              <c:f>Sheet1!$D$1</c:f>
+              <c:strCache>
+                <c:ptCount val="1"/>
+                <c:pt idx="0">
+                  <c:v>S2</c:v>
+                </c:pt>
+              </c:strCache>
+            </c:strRef>
+          </c:tx>
+          <c:spPr>
+            <a:solidFill>
+              <a:srgbClr val="F4F4F4"/>
+            </a:solidFill>
+            <a:ln>
+              <a:noFill/>
+            </a:ln>
+          </c:spPr>
+          <c:val>
+            <c:numRef>
+              <c:f>Sheet1!$D$2</c:f>
+              <c:numCache>
+                <c:formatCode>General</c:formatCode>
+                <c:ptCount val="1"/>
+                <c:pt idx="0">
+                  <c:v>1</c:v>
+                </c:pt>
+              </c:numCache>
+            </c:numRef>
+          </c:val>
+        </c:ser>
+        <c:ser>
+          <c:idx val="3"/>
+          <c:order val="3"/>
+          <c:tx>
+            <c:strRef>
+              <c:f>Sheet1!$E$1</c:f>
+              <c:strCache>
+                <c:ptCount val="1"/>
+                <c:pt idx="0">
+                  <c:v>S3</c:v>
+                </c:pt>
+              </c:strCache>
+            </c:strRef>
+          </c:tx>
+          <c:spPr>
+            <a:solidFill>
+              <a:srgbClr val="F4F4F4"/>
+            </a:solidFill>
+            <a:ln>
+              <a:noFill/>
+            </a:ln>
+          </c:spPr>
+          <c:val>
+            <c:numRef>
+              <c:f>Sheet1!$E$2</c:f>
+              <c:numCache>
+                <c:formatCode>General</c:formatCode>
+                <c:ptCount val="1"/>
+                <c:pt idx="0">
+                  <c:v>1</c:v>
+                </c:pt>
+              </c:numCache>
+            </c:numRef>
+          </c:val>
+        </c:ser>
+        <c:ser>
+          <c:idx val="4"/>
+          <c:order val="4"/>
+          <c:tx>
+            <c:strRef>
+              <c:f>Sheet1!$F$1</c:f>
+              <c:strCache>
+                <c:ptCount val="1"/>
+                <c:pt idx="0">
+                  <c:v>S4</c:v>
+                </c:pt>
+              </c:strCache>
+            </c:strRef>
+          </c:tx>
+          <c:spPr>
+            <a:solidFill>
+              <a:srgbClr val="F4F4F4"/>
+            </a:solidFill>
+            <a:ln>
+              <a:noFill/>
+            </a:ln>
+          </c:spPr>
+          <c:val>
+            <c:numRef>
+              <c:f>Sheet1!$F$2</c:f>
+              <c:numCache>
+                <c:formatCode>General</c:formatCode>
+                <c:ptCount val="1"/>
+                <c:pt idx="0">
+                  <c:v>1</c:v>
+                </c:pt>
+              </c:numCache>
+            </c:numRef>
+          </c:val>
+        </c:ser>
+        <c:gapWidth val="500"/>
+        <c:gapDepth val="500"/>
+        <c:shape val="box"/>
+        <c:axId val="111111111"/>
+        <c:axId val="222222222"/>
+        <c:axId val="333333333"/>
+      </c:bar3DChart>
+      <c:catAx>
+        <c:axId val="111111111"/>
+        <c:scaling>
+          <c:orientation val="minMax"/>
+        </c:scaling>
+        <c:delete val="1"/>
+        <c:axPos val="b"/>
+        <c:tickLblPos val="none"/>
+        <c:crossAx val="222222222"/>
+      </c:catAx>
+      <c:valAx>
+        <c:axId val="222222222"/>
+        <c:scaling>
+          <c:orientation val="minMax"/>
+          <c:max val="100"/>
+          <c:min val="0"/>
+        </c:scaling>
+        <c:delete val="1"/>
+        <c:axPos val="l"/>
+        <c:tickLblPos val="none"/>
+        <c:majorGridlines>
+          <c:spPr>
+            <a:ln w="25400">
+              <a:solidFill>
+                <a:srgbClr val="FF0000"/>
+              </a:solidFill>
+            </a:ln>
+          </c:spPr>
+        </c:majorGridlines>
+        <c:majorUnit val="20"/>
+        <c:crossAx val="111111111"/>
+      </c:valAx>
+      <c:serAx>
+        <c:axId val="333333333"/>
+        <c:scaling>
+          <c:orientation val="minMax"/>
+        </c:scaling>
+        <c:delete val="1"/>
+        <c:axPos val="b"/>
+        <c:tickLblPos val="none"/>
+        <c:majorGridlines>
+          <c:spPr>
+            <a:ln w="25400">
+              <a:solidFill>
+                <a:srgbClr val="0000FF"/>
+              </a:solidFill>
+            </a:ln>
+          </c:spPr>
+        </c:majorGridlines>
+        <c:crossAx val="222222222"/>
+      </c:serAx>
+    </c:plotArea>
+    <c:plotVisOnly val="1"/>
+  </c:chart>
+</c:chartSpace>
+</file>
+
+<file path=word/charts/chart13.xml><?xml version="1.0" encoding="utf-8"?>
+<c:chartSpace xmlns:c="http://schemas.openxmlformats.org/drawingml/2006/chart" xmlns:a="http://schemas.openxmlformats.org/drawingml/2006/main" xmlns:r="http://schemas.openxmlformats.org/officeDocument/2006/relationships">
+  <c:chart>
+    <c:view3D>
+      <c:rotX val="25"/>
+      <c:rotY val="20"/>
+      <c:rAngAx val="0"/>
+      <c:perspective val="30"/>
+      <c:depthPercent val="30"/>
+    </c:view3D>
+    <c:plotArea>
+      <c:layout>
+        <c:manualLayout>
+          <c:layoutTarget val="inner"/>
+          <c:xMode val="edge"/>
+          <c:yMode val="edge"/>
+          <c:x val="0.2"/>
+          <c:y val="0.05"/>
+          <c:w val="0.6"/>
+          <c:h val="0.80"/>
+        </c:manualLayout>
+      </c:layout>
+      <c:bar3DChart>
+        <c:barDir val="col"/>
+        <c:grouping val="standard"/>
+        <c:varyColors val="0"/>
+        <c:ser>
+          <c:idx val="0"/>
+          <c:order val="0"/>
+          <c:tx>
+            <c:strRef>
+              <c:f>Sheet1!$B$1</c:f>
+              <c:strCache>
+                <c:ptCount val="1"/>
+                <c:pt idx="0">
+                  <c:v>S0</c:v>
+                </c:pt>
+              </c:strCache>
+            </c:strRef>
+          </c:tx>
+          <c:spPr>
+            <a:solidFill>
+              <a:srgbClr val="F4F4F4"/>
+            </a:solidFill>
+            <a:ln>
+              <a:noFill/>
+            </a:ln>
+          </c:spPr>
+          <c:cat>
+            <c:strRef>
+              <c:f>Sheet1!$A$2</c:f>
+              <c:strCache>
+                <c:ptCount val="1"/>
+                <c:pt idx="0">
+                  <c:v>K</c:v>
+                </c:pt>
+              </c:strCache>
+            </c:strRef>
+          </c:cat>
+          <c:val>
+            <c:numRef>
+              <c:f>Sheet1!$B$2</c:f>
+              <c:numCache>
+                <c:formatCode>General</c:formatCode>
+                <c:ptCount val="1"/>
+                <c:pt idx="0">
+                  <c:v>1</c:v>
+                </c:pt>
+              </c:numCache>
+            </c:numRef>
+          </c:val>
+        </c:ser>
+        <c:ser>
+          <c:idx val="1"/>
+          <c:order val="1"/>
+          <c:tx>
+            <c:strRef>
+              <c:f>Sheet1!$C$1</c:f>
+              <c:strCache>
+                <c:ptCount val="1"/>
+                <c:pt idx="0">
+                  <c:v>S1</c:v>
+                </c:pt>
+              </c:strCache>
+            </c:strRef>
+          </c:tx>
+          <c:spPr>
+            <a:solidFill>
+              <a:srgbClr val="F4F4F4"/>
+            </a:solidFill>
+            <a:ln>
+              <a:noFill/>
+            </a:ln>
+          </c:spPr>
+          <c:val>
+            <c:numRef>
+              <c:f>Sheet1!$C$2</c:f>
+              <c:numCache>
+                <c:formatCode>General</c:formatCode>
+                <c:ptCount val="1"/>
+                <c:pt idx="0">
+                  <c:v>1</c:v>
+                </c:pt>
+              </c:numCache>
+            </c:numRef>
+          </c:val>
+        </c:ser>
+        <c:ser>
+          <c:idx val="2"/>
+          <c:order val="2"/>
+          <c:tx>
+            <c:strRef>
+              <c:f>Sheet1!$D$1</c:f>
+              <c:strCache>
+                <c:ptCount val="1"/>
+                <c:pt idx="0">
+                  <c:v>S2</c:v>
+                </c:pt>
+              </c:strCache>
+            </c:strRef>
+          </c:tx>
+          <c:spPr>
+            <a:solidFill>
+              <a:srgbClr val="F4F4F4"/>
+            </a:solidFill>
+            <a:ln>
+              <a:noFill/>
+            </a:ln>
+          </c:spPr>
+          <c:val>
+            <c:numRef>
+              <c:f>Sheet1!$D$2</c:f>
+              <c:numCache>
+                <c:formatCode>General</c:formatCode>
+                <c:ptCount val="1"/>
+                <c:pt idx="0">
+                  <c:v>1</c:v>
+                </c:pt>
+              </c:numCache>
+            </c:numRef>
+          </c:val>
+        </c:ser>
+        <c:ser>
+          <c:idx val="3"/>
+          <c:order val="3"/>
+          <c:tx>
+            <c:strRef>
+              <c:f>Sheet1!$E$1</c:f>
+              <c:strCache>
+                <c:ptCount val="1"/>
+                <c:pt idx="0">
+                  <c:v>S3</c:v>
+                </c:pt>
+              </c:strCache>
+            </c:strRef>
+          </c:tx>
+          <c:spPr>
+            <a:solidFill>
+              <a:srgbClr val="F4F4F4"/>
+            </a:solidFill>
+            <a:ln>
+              <a:noFill/>
+            </a:ln>
+          </c:spPr>
+          <c:val>
+            <c:numRef>
+              <c:f>Sheet1!$E$2</c:f>
+              <c:numCache>
+                <c:formatCode>General</c:formatCode>
+                <c:ptCount val="1"/>
+                <c:pt idx="0">
+                  <c:v>1</c:v>
+                </c:pt>
+              </c:numCache>
+            </c:numRef>
+          </c:val>
+        </c:ser>
+        <c:ser>
+          <c:idx val="4"/>
+          <c:order val="4"/>
+          <c:tx>
+            <c:strRef>
+              <c:f>Sheet1!$F$1</c:f>
+              <c:strCache>
+                <c:ptCount val="1"/>
+                <c:pt idx="0">
+                  <c:v>S4</c:v>
+                </c:pt>
+              </c:strCache>
+            </c:strRef>
+          </c:tx>
+          <c:spPr>
+            <a:solidFill>
+              <a:srgbClr val="F4F4F4"/>
+            </a:solidFill>
+            <a:ln>
+              <a:noFill/>
+            </a:ln>
+          </c:spPr>
+          <c:val>
+            <c:numRef>
+              <c:f>Sheet1!$F$2</c:f>
+              <c:numCache>
+                <c:formatCode>General</c:formatCode>
+                <c:ptCount val="1"/>
+                <c:pt idx="0">
+                  <c:v>1</c:v>
+                </c:pt>
+              </c:numCache>
+            </c:numRef>
+          </c:val>
+        </c:ser>
+        <c:gapWidth val="500"/>
+        <c:gapDepth val="500"/>
+        <c:shape val="box"/>
+        <c:axId val="111111111"/>
+        <c:axId val="222222222"/>
+        <c:axId val="333333333"/>
+      </c:bar3DChart>
+      <c:catAx>
+        <c:axId val="111111111"/>
+        <c:scaling>
+          <c:orientation val="minMax"/>
+        </c:scaling>
+        <c:delete val="1"/>
+        <c:axPos val="b"/>
+        <c:tickLblPos val="none"/>
+        <c:crossAx val="222222222"/>
+      </c:catAx>
+      <c:valAx>
+        <c:axId val="222222222"/>
+        <c:scaling>
+          <c:orientation val="minMax"/>
+          <c:max val="100"/>
+          <c:min val="0"/>
+        </c:scaling>
+        <c:delete val="1"/>
+        <c:axPos val="l"/>
+        <c:tickLblPos val="none"/>
+        <c:majorGridlines>
+          <c:spPr>
+            <a:ln w="25400">
+              <a:solidFill>
+                <a:srgbClr val="FF0000"/>
+              </a:solidFill>
+            </a:ln>
+          </c:spPr>
+        </c:majorGridlines>
+        <c:majorUnit val="20"/>
+        <c:crossAx val="111111111"/>
+      </c:valAx>
+      <c:serAx>
+        <c:axId val="333333333"/>
+        <c:scaling>
+          <c:orientation val="minMax"/>
+        </c:scaling>
+        <c:delete val="1"/>
+        <c:axPos val="b"/>
+        <c:tickLblPos val="none"/>
+        <c:majorGridlines>
+          <c:spPr>
+            <a:ln w="25400">
+              <a:solidFill>
+                <a:srgbClr val="0000FF"/>
+              </a:solidFill>
+            </a:ln>
+          </c:spPr>
+        </c:majorGridlines>
+        <c:crossAx val="222222222"/>
+      </c:serAx>
+    </c:plotArea>
+    <c:plotVisOnly val="1"/>
+  </c:chart>
+</c:chartSpace>
+</file>
+
+<file path=word/charts/chart14.xml><?xml version="1.0" encoding="utf-8"?>
+<c:chartSpace xmlns:c="http://schemas.openxmlformats.org/drawingml/2006/chart" xmlns:a="http://schemas.openxmlformats.org/drawingml/2006/main" xmlns:r="http://schemas.openxmlformats.org/officeDocument/2006/relationships">
+  <c:chart>
+    <c:view3D>
+      <c:rotX val="25"/>
+      <c:rotY val="20"/>
+      <c:rAngAx val="0"/>
+      <c:perspective val="30"/>
+      <c:depthPercent val="35"/>
+    </c:view3D>
+    <c:plotArea>
+      <c:layout>
+        <c:manualLayout>
+          <c:layoutTarget val="inner"/>
+          <c:xMode val="edge"/>
+          <c:yMode val="edge"/>
+          <c:x val="0.2"/>
+          <c:y val="0.05"/>
+          <c:w val="0.6"/>
+          <c:h val="0.80"/>
+        </c:manualLayout>
+      </c:layout>
+      <c:bar3DChart>
+        <c:barDir val="col"/>
+        <c:grouping val="standard"/>
+        <c:varyColors val="0"/>
+        <c:ser>
+          <c:idx val="0"/>
+          <c:order val="0"/>
+          <c:tx>
+            <c:strRef>
+              <c:f>Sheet1!$B$1</c:f>
+              <c:strCache>
+                <c:ptCount val="1"/>
+                <c:pt idx="0">
+                  <c:v>S0</c:v>
+                </c:pt>
+              </c:strCache>
+            </c:strRef>
+          </c:tx>
+          <c:spPr>
+            <a:solidFill>
+              <a:srgbClr val="F4F4F4"/>
+            </a:solidFill>
+            <a:ln>
+              <a:noFill/>
+            </a:ln>
+          </c:spPr>
+          <c:cat>
+            <c:strRef>
+              <c:f>Sheet1!$A$2</c:f>
+              <c:strCache>
+                <c:ptCount val="1"/>
+                <c:pt idx="0">
+                  <c:v>K</c:v>
+                </c:pt>
+              </c:strCache>
+            </c:strRef>
+          </c:cat>
+          <c:val>
+            <c:numRef>
+              <c:f>Sheet1!$B$2</c:f>
+              <c:numCache>
+                <c:formatCode>General</c:formatCode>
+                <c:ptCount val="1"/>
+                <c:pt idx="0">
+                  <c:v>1</c:v>
+                </c:pt>
+              </c:numCache>
+            </c:numRef>
+          </c:val>
+        </c:ser>
+        <c:ser>
+          <c:idx val="1"/>
+          <c:order val="1"/>
+          <c:tx>
+            <c:strRef>
+              <c:f>Sheet1!$C$1</c:f>
+              <c:strCache>
+                <c:ptCount val="1"/>
+                <c:pt idx="0">
+                  <c:v>S1</c:v>
+                </c:pt>
+              </c:strCache>
+            </c:strRef>
+          </c:tx>
+          <c:spPr>
+            <a:solidFill>
+              <a:srgbClr val="F4F4F4"/>
+            </a:solidFill>
+            <a:ln>
+              <a:noFill/>
+            </a:ln>
+          </c:spPr>
+          <c:val>
+            <c:numRef>
+              <c:f>Sheet1!$C$2</c:f>
+              <c:numCache>
+                <c:formatCode>General</c:formatCode>
+                <c:ptCount val="1"/>
+                <c:pt idx="0">
+                  <c:v>1</c:v>
+                </c:pt>
+              </c:numCache>
+            </c:numRef>
+          </c:val>
+        </c:ser>
+        <c:ser>
+          <c:idx val="2"/>
+          <c:order val="2"/>
+          <c:tx>
+            <c:strRef>
+              <c:f>Sheet1!$D$1</c:f>
+              <c:strCache>
+                <c:ptCount val="1"/>
+                <c:pt idx="0">
+                  <c:v>S2</c:v>
+                </c:pt>
+              </c:strCache>
+            </c:strRef>
+          </c:tx>
+          <c:spPr>
+            <a:solidFill>
+              <a:srgbClr val="F4F4F4"/>
+            </a:solidFill>
+            <a:ln>
+              <a:noFill/>
+            </a:ln>
+          </c:spPr>
+          <c:val>
+            <c:numRef>
+              <c:f>Sheet1!$D$2</c:f>
+              <c:numCache>
+                <c:formatCode>General</c:formatCode>
+                <c:ptCount val="1"/>
+                <c:pt idx="0">
+                  <c:v>1</c:v>
+                </c:pt>
+              </c:numCache>
+            </c:numRef>
+          </c:val>
+        </c:ser>
+        <c:ser>
+          <c:idx val="3"/>
+          <c:order val="3"/>
+          <c:tx>
+            <c:strRef>
+              <c:f>Sheet1!$E$1</c:f>
+              <c:strCache>
+                <c:ptCount val="1"/>
+                <c:pt idx="0">
+                  <c:v>S3</c:v>
+                </c:pt>
+              </c:strCache>
+            </c:strRef>
+          </c:tx>
+          <c:spPr>
+            <a:solidFill>
+              <a:srgbClr val="F4F4F4"/>
+            </a:solidFill>
+            <a:ln>
+              <a:noFill/>
+            </a:ln>
+          </c:spPr>
+          <c:val>
+            <c:numRef>
+              <c:f>Sheet1!$E$2</c:f>
+              <c:numCache>
+                <c:formatCode>General</c:formatCode>
+                <c:ptCount val="1"/>
+                <c:pt idx="0">
+                  <c:v>1</c:v>
+                </c:pt>
+              </c:numCache>
+            </c:numRef>
+          </c:val>
+        </c:ser>
+        <c:ser>
+          <c:idx val="4"/>
+          <c:order val="4"/>
+          <c:tx>
+            <c:strRef>
+              <c:f>Sheet1!$F$1</c:f>
+              <c:strCache>
+                <c:ptCount val="1"/>
+                <c:pt idx="0">
+                  <c:v>S4</c:v>
+                </c:pt>
+              </c:strCache>
+            </c:strRef>
+          </c:tx>
+          <c:spPr>
+            <a:solidFill>
+              <a:srgbClr val="F4F4F4"/>
+            </a:solidFill>
+            <a:ln>
+              <a:noFill/>
+            </a:ln>
+          </c:spPr>
+          <c:val>
+            <c:numRef>
+              <c:f>Sheet1!$F$2</c:f>
+              <c:numCache>
+                <c:formatCode>General</c:formatCode>
+                <c:ptCount val="1"/>
+                <c:pt idx="0">
+                  <c:v>1</c:v>
+                </c:pt>
+              </c:numCache>
+            </c:numRef>
+          </c:val>
+        </c:ser>
+        <c:gapWidth val="500"/>
+        <c:gapDepth val="500"/>
+        <c:shape val="box"/>
+        <c:axId val="111111111"/>
+        <c:axId val="222222222"/>
+        <c:axId val="333333333"/>
+      </c:bar3DChart>
+      <c:catAx>
+        <c:axId val="111111111"/>
+        <c:scaling>
+          <c:orientation val="minMax"/>
+        </c:scaling>
+        <c:delete val="1"/>
+        <c:axPos val="b"/>
+        <c:tickLblPos val="none"/>
+        <c:crossAx val="222222222"/>
+      </c:catAx>
+      <c:valAx>
+        <c:axId val="222222222"/>
+        <c:scaling>
+          <c:orientation val="minMax"/>
+          <c:max val="100"/>
+          <c:min val="0"/>
+        </c:scaling>
+        <c:delete val="1"/>
+        <c:axPos val="l"/>
+        <c:tickLblPos val="none"/>
+        <c:majorGridlines>
+          <c:spPr>
+            <a:ln w="25400">
+              <a:solidFill>
+                <a:srgbClr val="FF0000"/>
+              </a:solidFill>
+            </a:ln>
+          </c:spPr>
+        </c:majorGridlines>
+        <c:majorUnit val="20"/>
+        <c:crossAx val="111111111"/>
+      </c:valAx>
+      <c:serAx>
+        <c:axId val="333333333"/>
+        <c:scaling>
+          <c:orientation val="minMax"/>
+        </c:scaling>
+        <c:delete val="1"/>
+        <c:axPos val="b"/>
+        <c:tickLblPos val="none"/>
+        <c:majorGridlines>
+          <c:spPr>
+            <a:ln w="25400">
+              <a:solidFill>
+                <a:srgbClr val="0000FF"/>
+              </a:solidFill>
+            </a:ln>
+          </c:spPr>
+        </c:majorGridlines>
+        <c:crossAx val="222222222"/>
+      </c:serAx>
+    </c:plotArea>
+    <c:plotVisOnly val="1"/>
+  </c:chart>
+</c:chartSpace>
+</file>
+
+<file path=word/charts/chart15.xml><?xml version="1.0" encoding="utf-8"?>
+<c:chartSpace xmlns:c="http://schemas.openxmlformats.org/drawingml/2006/chart" xmlns:a="http://schemas.openxmlformats.org/drawingml/2006/main" xmlns:r="http://schemas.openxmlformats.org/officeDocument/2006/relationships">
+  <c:chart>
+    <c:view3D>
+      <c:rotX val="25"/>
+      <c:rotY val="20"/>
+      <c:rAngAx val="0"/>
+      <c:perspective val="30"/>
+      <c:depthPercent val="75"/>
     </c:view3D>
     <c:plotArea>
       <c:layout>
